--- a/template-cachoeira.docx
+++ b/template-cachoeira.docx
@@ -322,6 +322,7 @@
                                 <w:dataBinding w:prefixMappings="xmlns:ns0='http://schemas.microsoft.com/office/2006/coverPageProps'" w:xpath="/ns0:CoverPageProperties[1]/ns0:Abstract[1]" w:storeItemID="{55AF091B-3C7A-41E3-B477-F2FDAA23CFDA}"/>
                                 <w:text/>
                               </w:sdtPr>
+                              <w:sdtEndPr/>
                               <w:sdtContent>
                                 <w:r>
                                   <w:rPr>
@@ -775,6 +776,7 @@
                                   <w:dataBinding w:prefixMappings="xmlns:ns0='http://schemas.openxmlformats.org/package/2006/metadata/core-properties' xmlns:ns1='http://purl.org/dc/elements/1.1/'" w:xpath="/ns0:coreProperties[1]/ns1:title[1]" w:storeItemID="{6C3C8BC8-F283-45AE-878A-BAB7291924A1}"/>
                                   <w:text/>
                                 </w:sdtPr>
+                                <w:sdtEndPr/>
                                 <w:sdtContent>
                                   <w:p>
                                     <w:pPr>
@@ -1125,7 +1127,7 @@
                                         <pic:cNvPicPr/>
                                       </pic:nvPicPr>
                                       <pic:blipFill>
-                                        <a:blip r:embed="rId12">
+                                        <a:blip r:embed="rId13">
                                           <a:extLst>
                                             <a:ext uri="{28A0092B-C50C-407E-A947-70E740481C1C}">
                                               <a14:useLocalDpi xmlns:a14="http://schemas.microsoft.com/office/drawing/2010/main" val="0"/>
@@ -1338,7 +1340,6 @@
           <w:noProof/>
           <w:lang w:eastAsia="pt-BR"/>
         </w:rPr>
-        <w:lastRenderedPageBreak/>
         <w:drawing>
           <wp:inline distT="0" distB="0" distL="0" distR="0" wp14:anchorId="0F0478B1" wp14:editId="3996DA2B">
             <wp:extent cx="6400800" cy="4810125"/>
@@ -1357,7 +1358,7 @@
                     </pic:cNvPicPr>
                   </pic:nvPicPr>
                   <pic:blipFill>
-                    <a:blip r:embed="rId13"/>
+                    <a:blip r:embed="rId14"/>
                     <a:srcRect/>
                     <a:stretch>
                       <a:fillRect/>
@@ -1436,23 +1437,7 @@
           <w:sz w:val="44"/>
           <w:szCs w:val="44"/>
         </w:rPr>
-        <w:t>JANEIRO</w:t>
-      </w:r>
-      <w:r>
-        <w:rPr>
-          <w:rFonts w:ascii="Times New Roman" w:hAnsi="Times New Roman" w:cs="Times New Roman"/>
-          <w:sz w:val="44"/>
-          <w:szCs w:val="44"/>
-        </w:rPr>
-        <w:t xml:space="preserve"> 202</w:t>
-      </w:r>
-      <w:r>
-        <w:rPr>
-          <w:rFonts w:ascii="Times New Roman" w:hAnsi="Times New Roman" w:cs="Times New Roman"/>
-          <w:sz w:val="44"/>
-          <w:szCs w:val="44"/>
-        </w:rPr>
-        <w:t>6</w:t>
+        <w:t>{{SISTEMA_MES_REFERENCIA}}</w:t>
       </w:r>
     </w:p>
     <w:p>
@@ -1525,10 +1510,12 @@
           <w:szCs w:val="24"/>
         </w:rPr>
       </w:pPr>
-    </w:p>
-    <w:bookmarkStart w:id="0" w:name="_Toc50710724" w:displacedByCustomXml="next"/>
-    <w:bookmarkStart w:id="1" w:name="_Toc50712719" w:displacedByCustomXml="next"/>
-    <w:bookmarkStart w:id="2" w:name="_Toc50712796" w:displacedByCustomXml="next"/>
+      <w:bookmarkStart w:id="0" w:name="_GoBack"/>
+      <w:bookmarkEnd w:id="0"/>
+    </w:p>
+    <w:bookmarkStart w:id="1" w:name="_Toc50710724" w:displacedByCustomXml="next"/>
+    <w:bookmarkStart w:id="2" w:name="_Toc50712719" w:displacedByCustomXml="next"/>
+    <w:bookmarkStart w:id="3" w:name="_Toc50712796" w:displacedByCustomXml="next"/>
     <w:sdt>
       <w:sdtPr>
         <w:rPr>
@@ -2223,10 +2210,10 @@
         </w:p>
       </w:sdtContent>
     </w:sdt>
-    <w:bookmarkEnd w:id="0" w:displacedByCustomXml="prev"/>
     <w:bookmarkEnd w:id="1" w:displacedByCustomXml="prev"/>
     <w:bookmarkEnd w:id="2" w:displacedByCustomXml="prev"/>
-    <w:bookmarkStart w:id="3" w:name="_Toc100305701" w:displacedByCustomXml="prev"/>
+    <w:bookmarkEnd w:id="3" w:displacedByCustomXml="prev"/>
+    <w:bookmarkStart w:id="4" w:name="_Toc100305701" w:displacedByCustomXml="prev"/>
     <w:p>
       <w:pPr>
         <w:pStyle w:val="Normal1"/>
@@ -2677,15 +2664,16 @@
           <w:b/>
         </w:rPr>
       </w:pPr>
-      <w:bookmarkStart w:id="4" w:name="_Toc198125521"/>
+      <w:bookmarkStart w:id="5" w:name="_Toc198125521"/>
       <w:r>
         <w:rPr>
           <w:rFonts w:ascii="Times New Roman" w:eastAsia="Times New Roman" w:hAnsi="Times New Roman" w:cs="Times New Roman"/>
           <w:b/>
         </w:rPr>
+        <w:lastRenderedPageBreak/>
         <w:t>1 CONSIDERAÇÕES INICIAIS</w:t>
       </w:r>
-      <w:bookmarkEnd w:id="4"/>
+      <w:bookmarkEnd w:id="5"/>
     </w:p>
     <w:p>
       <w:pPr>
@@ -3034,7 +3022,7 @@
           <w:szCs w:val="22"/>
         </w:rPr>
       </w:pPr>
-      <w:bookmarkStart w:id="5" w:name="_Toc198125522"/>
+      <w:bookmarkStart w:id="6" w:name="_Toc198125522"/>
       <w:r>
         <w:rPr>
           <w:rFonts w:ascii="Times New Roman" w:hAnsi="Times New Roman" w:cs="Times New Roman"/>
@@ -3042,6 +3030,7 @@
           <w:sz w:val="22"/>
           <w:szCs w:val="22"/>
         </w:rPr>
+        <w:lastRenderedPageBreak/>
         <w:t xml:space="preserve">2 </w:t>
       </w:r>
       <w:r>
@@ -3051,8 +3040,8 @@
         </w:rPr>
         <w:t>RELATÓRIO ASSISTENCIAL</w:t>
       </w:r>
-      <w:bookmarkEnd w:id="5"/>
-      <w:bookmarkEnd w:id="3"/>
+      <w:bookmarkEnd w:id="6"/>
+      <w:bookmarkEnd w:id="4"/>
       <w:r>
         <w:rPr>
           <w:rFonts w:ascii="Times New Roman" w:hAnsi="Times New Roman" w:cs="Times New Roman"/>
@@ -3078,8 +3067,8 @@
           <w:szCs w:val="22"/>
         </w:rPr>
       </w:pPr>
-      <w:bookmarkStart w:id="6" w:name="_Toc100305702"/>
-      <w:bookmarkStart w:id="7" w:name="_Toc198125523"/>
+      <w:bookmarkStart w:id="7" w:name="_Toc100305702"/>
+      <w:bookmarkStart w:id="8" w:name="_Toc198125523"/>
       <w:r>
         <w:rPr>
           <w:rFonts w:ascii="Times New Roman" w:hAnsi="Times New Roman" w:cs="Times New Roman"/>
@@ -3107,8 +3096,8 @@
         </w:rPr>
         <w:t xml:space="preserve"> Hospital Municipal Dr Celso Martins:</w:t>
       </w:r>
-      <w:bookmarkEnd w:id="6"/>
       <w:bookmarkEnd w:id="7"/>
+      <w:bookmarkEnd w:id="8"/>
     </w:p>
     <w:p>
       <w:pPr>
@@ -4095,7 +4084,6 @@
           <w:sz w:val="24"/>
           <w:szCs w:val="24"/>
         </w:rPr>
-        <w:lastRenderedPageBreak/>
         <w:t>Tivemos</w:t>
       </w:r>
       <w:r>
@@ -4951,7 +4939,7 @@
           <w:rFonts w:ascii="Times New Roman" w:hAnsi="Times New Roman" w:cs="Times New Roman"/>
         </w:rPr>
       </w:pPr>
-      <w:bookmarkStart w:id="8" w:name="_Hlk223613605"/>
+      <w:bookmarkStart w:id="9" w:name="_Hlk223613605"/>
       <w:r>
         <w:rPr>
           <w:rFonts w:ascii="Times New Roman" w:hAnsi="Times New Roman" w:cs="Times New Roman"/>
@@ -5016,7 +5004,7 @@
         <w:t xml:space="preserve"> %}</w:t>
       </w:r>
     </w:p>
-    <w:bookmarkEnd w:id="8"/>
+    <w:bookmarkEnd w:id="9"/>
     <w:p>
       <w:pPr>
         <w:ind w:left="0" w:hanging="142"/>
@@ -6576,7 +6564,6 @@
                 <w:rFonts w:cstheme="minorHAnsi"/>
                 <w:color w:val="000000" w:themeColor="text1"/>
               </w:rPr>
-              <w:lastRenderedPageBreak/>
               <w:t>PARECERES</w:t>
             </w:r>
           </w:p>
@@ -9089,7 +9076,6 @@
           <w:sz w:val="24"/>
           <w:szCs w:val="24"/>
         </w:rPr>
-        <w:lastRenderedPageBreak/>
         <w:t xml:space="preserve">Foram realizados no </w:t>
       </w:r>
       <w:r>
@@ -9624,11 +9610,11 @@
           <w:lang w:eastAsia="pt-BR"/>
         </w:rPr>
         <w:sectPr>
-          <w:headerReference w:type="even" r:id="rId14"/>
-          <w:headerReference w:type="default" r:id="rId15"/>
-          <w:footerReference w:type="default" r:id="rId16"/>
-          <w:headerReference w:type="first" r:id="rId17"/>
-          <w:footerReference w:type="first" r:id="rId18"/>
+          <w:headerReference w:type="even" r:id="rId15"/>
+          <w:headerReference w:type="default" r:id="rId16"/>
+          <w:footerReference w:type="default" r:id="rId17"/>
+          <w:headerReference w:type="first" r:id="rId18"/>
+          <w:footerReference w:type="first" r:id="rId19"/>
           <w:pgSz w:w="11910" w:h="16840"/>
           <w:pgMar w:top="1418" w:right="1420" w:bottom="851" w:left="1134" w:header="510" w:footer="412" w:gutter="0"/>
           <w:pgNumType w:start="0"/>
@@ -9953,8 +9939,8 @@
           <w:szCs w:val="22"/>
         </w:rPr>
       </w:pPr>
-      <w:bookmarkStart w:id="9" w:name="_Toc100305703"/>
-      <w:bookmarkStart w:id="10" w:name="_Toc198125524"/>
+      <w:bookmarkStart w:id="10" w:name="_Toc100305703"/>
+      <w:bookmarkStart w:id="11" w:name="_Toc198125524"/>
     </w:p>
     <w:p>
       <w:pPr>
@@ -9982,8 +9968,8 @@
         </w:rPr>
         <w:t xml:space="preserve"> Revisão de Prontuários:</w:t>
       </w:r>
-      <w:bookmarkEnd w:id="9"/>
       <w:bookmarkEnd w:id="10"/>
+      <w:bookmarkEnd w:id="11"/>
     </w:p>
     <w:p>
       <w:pPr>
@@ -11022,7 +11008,7 @@
           <w:szCs w:val="24"/>
         </w:rPr>
       </w:pPr>
-      <w:bookmarkStart w:id="11" w:name="_Toc100305705"/>
+      <w:bookmarkStart w:id="12" w:name="_Toc100305705"/>
       <w:r>
         <w:rPr>
           <w:rFonts w:ascii="Times New Roman" w:hAnsi="Times New Roman" w:cs="Times New Roman"/>
@@ -11159,7 +11145,7 @@
           <w:u w:val="none"/>
         </w:rPr>
       </w:pPr>
-      <w:bookmarkStart w:id="12" w:name="_Toc198125525"/>
+      <w:bookmarkStart w:id="13" w:name="_Toc198125525"/>
       <w:r>
         <w:rPr>
           <w:rFonts w:ascii="Times New Roman" w:hAnsi="Times New Roman" w:cs="Times New Roman"/>
@@ -11201,9 +11187,9 @@
         </w:rPr>
         <w:t xml:space="preserve"> Aperfeiçoamento profissional:</w:t>
       </w:r>
-      <w:bookmarkStart w:id="13" w:name="_Toc100305706"/>
-      <w:bookmarkEnd w:id="11"/>
+      <w:bookmarkStart w:id="14" w:name="_Toc100305706"/>
       <w:bookmarkEnd w:id="12"/>
+      <w:bookmarkEnd w:id="13"/>
       <w:r>
         <w:rPr>
           <w:rFonts w:ascii="Times New Roman" w:hAnsi="Times New Roman" w:cs="Times New Roman"/>
@@ -11266,7 +11252,7 @@
         <w:lastRenderedPageBreak/>
         <w:t xml:space="preserve"> </w:t>
       </w:r>
-      <w:bookmarkStart w:id="14" w:name="_Toc198125526"/>
+      <w:bookmarkStart w:id="15" w:name="_Toc198125526"/>
       <w:r>
         <w:rPr>
           <w:rFonts w:ascii="Times New Roman" w:hAnsi="Times New Roman" w:cs="Times New Roman"/>
@@ -11303,8 +11289,8 @@
         </w:rPr>
         <w:t xml:space="preserve"> Serviço de Atendimento ao Usuário – SAU / Ouvidoria:</w:t>
       </w:r>
-      <w:bookmarkEnd w:id="13"/>
       <w:bookmarkEnd w:id="14"/>
+      <w:bookmarkEnd w:id="15"/>
     </w:p>
     <w:p>
       <w:pPr>
@@ -11685,23 +11671,7 @@
           <w:noProof/>
           <w:color w:val="FF0000"/>
         </w:rPr>
-        <w:t>H_</w:t>
-      </w:r>
-      <w:r>
-        <w:rPr>
-          <w:rFonts w:ascii="Times New Roman" w:hAnsi="Times New Roman" w:cs="Times New Roman"/>
-          <w:noProof/>
-          <w:color w:val="FF0000"/>
-        </w:rPr>
-        <w:t>GRAFICO</w:t>
-      </w:r>
-      <w:r>
-        <w:rPr>
-          <w:rFonts w:ascii="Times New Roman" w:hAnsi="Times New Roman" w:cs="Times New Roman"/>
-          <w:noProof/>
-          <w:color w:val="FF0000"/>
-        </w:rPr>
-        <w:t>_PESQUISA_INTERNA</w:t>
+        <w:t>H_GRAFICO_PESQUISA_INTERNA</w:t>
       </w:r>
       <w:r>
         <w:rPr>
@@ -11763,31 +11733,7 @@
           <w:noProof/>
           <w:color w:val="FF0000"/>
         </w:rPr>
-        <w:t>H_</w:t>
-      </w:r>
-      <w:r>
-        <w:rPr>
-          <w:rFonts w:ascii="Times New Roman" w:hAnsi="Times New Roman" w:cs="Times New Roman"/>
-          <w:noProof/>
-          <w:color w:val="FF0000"/>
-        </w:rPr>
-        <w:t>TABELA</w:t>
-      </w:r>
-      <w:r>
-        <w:rPr>
-          <w:rFonts w:ascii="Times New Roman" w:hAnsi="Times New Roman" w:cs="Times New Roman"/>
-          <w:noProof/>
-          <w:color w:val="FF0000"/>
-        </w:rPr>
-        <w:t>_PESQUISA_</w:t>
-      </w:r>
-      <w:r>
-        <w:rPr>
-          <w:rFonts w:ascii="Times New Roman" w:hAnsi="Times New Roman" w:cs="Times New Roman"/>
-          <w:noProof/>
-          <w:color w:val="FF0000"/>
-        </w:rPr>
-        <w:t>RECEPTIVA</w:t>
+        <w:t>H_TABELA_PESQUISA_RECEPTIVA</w:t>
       </w:r>
       <w:r>
         <w:rPr>
@@ -11849,23 +11795,7 @@
           <w:noProof/>
           <w:color w:val="FF0000"/>
         </w:rPr>
-        <w:t>H_</w:t>
-      </w:r>
-      <w:r>
-        <w:rPr>
-          <w:rFonts w:ascii="Times New Roman" w:hAnsi="Times New Roman" w:cs="Times New Roman"/>
-          <w:noProof/>
-          <w:color w:val="FF0000"/>
-        </w:rPr>
-        <w:t>GRAFICO</w:t>
-      </w:r>
-      <w:r>
-        <w:rPr>
-          <w:rFonts w:ascii="Times New Roman" w:hAnsi="Times New Roman" w:cs="Times New Roman"/>
-          <w:noProof/>
-          <w:color w:val="FF0000"/>
-        </w:rPr>
-        <w:t>_PESQUISA_RECEPTIVA</w:t>
+        <w:t>H_GRAFICO_PESQUISA_RECEPTIVA</w:t>
       </w:r>
       <w:r>
         <w:rPr>
@@ -11927,23 +11857,7 @@
           <w:noProof/>
           <w:color w:val="FF0000"/>
         </w:rPr>
-        <w:t>H_</w:t>
-      </w:r>
-      <w:r>
-        <w:rPr>
-          <w:rFonts w:ascii="Times New Roman" w:hAnsi="Times New Roman" w:cs="Times New Roman"/>
-          <w:noProof/>
-          <w:color w:val="FF0000"/>
-        </w:rPr>
-        <w:t>TABELA2</w:t>
-      </w:r>
-      <w:r>
-        <w:rPr>
-          <w:rFonts w:ascii="Times New Roman" w:hAnsi="Times New Roman" w:cs="Times New Roman"/>
-          <w:noProof/>
-          <w:color w:val="FF0000"/>
-        </w:rPr>
-        <w:t>_PESQUISA_RECEPTIVA</w:t>
+        <w:t>H_TABELA2_PESQUISA_RECEPTIVA</w:t>
       </w:r>
       <w:r>
         <w:rPr>
@@ -11995,8 +11909,8 @@
           <w:szCs w:val="22"/>
         </w:rPr>
       </w:pPr>
-      <w:bookmarkStart w:id="15" w:name="_Toc100305708"/>
-      <w:bookmarkStart w:id="16" w:name="_Toc198125527"/>
+      <w:bookmarkStart w:id="16" w:name="_Toc100305708"/>
+      <w:bookmarkStart w:id="17" w:name="_Toc198125527"/>
       <w:r>
         <w:rPr>
           <w:rFonts w:ascii="Times New Roman" w:hAnsi="Times New Roman" w:cs="Times New Roman"/>
@@ -12033,7 +11947,7 @@
         </w:rPr>
         <w:t xml:space="preserve"> </w:t>
       </w:r>
-      <w:bookmarkEnd w:id="15"/>
+      <w:bookmarkEnd w:id="16"/>
       <w:r>
         <w:rPr>
           <w:rFonts w:ascii="Times New Roman" w:hAnsi="Times New Roman" w:cs="Times New Roman"/>
@@ -12043,7 +11957,7 @@
         </w:rPr>
         <w:t>UPA Rui Coelho Gomes</w:t>
       </w:r>
-      <w:bookmarkEnd w:id="16"/>
+      <w:bookmarkEnd w:id="17"/>
     </w:p>
     <w:p>
       <w:pPr>
@@ -12086,7 +12000,6 @@
           <w:b/>
           <w:color w:val="000000" w:themeColor="text1"/>
         </w:rPr>
-        <w:lastRenderedPageBreak/>
         <w:t xml:space="preserve">Atendimento </w:t>
       </w:r>
       <w:r>
@@ -13448,17 +13361,7 @@
           <w:sz w:val="24"/>
           <w:szCs w:val="24"/>
         </w:rPr>
-        <w:t>UPA_TABELA_</w:t>
-      </w:r>
-      <w:r>
-        <w:rPr>
-          <w:rFonts w:ascii="Times New Roman" w:hAnsi="Times New Roman" w:cs="Times New Roman"/>
-          <w:noProof/>
-          <w:color w:val="FF0000"/>
-          <w:sz w:val="24"/>
-          <w:szCs w:val="24"/>
-        </w:rPr>
-        <w:t>CLASSIFICAÇÃO</w:t>
+        <w:t>UPA_TABELA_CLASSIFICAÇÃO</w:t>
       </w:r>
       <w:r>
         <w:rPr>
@@ -13866,27 +13769,7 @@
                 <w:szCs w:val="24"/>
                 <w:lang w:eastAsia="pt-BR"/>
               </w:rPr>
-              <w:t>{{UPA_EX_</w:t>
-            </w:r>
-            <w:r>
-              <w:rPr>
-                <w:rFonts w:ascii="Times New Roman" w:eastAsia="Times New Roman" w:hAnsi="Times New Roman" w:cs="Times New Roman"/>
-                <w:color w:val="FF0000"/>
-                <w:sz w:val="24"/>
-                <w:szCs w:val="24"/>
-                <w:lang w:eastAsia="pt-BR"/>
-              </w:rPr>
-              <w:t>LAB</w:t>
-            </w:r>
-            <w:r>
-              <w:rPr>
-                <w:rFonts w:ascii="Times New Roman" w:eastAsia="Times New Roman" w:hAnsi="Times New Roman" w:cs="Times New Roman"/>
-                <w:color w:val="FF0000"/>
-                <w:sz w:val="24"/>
-                <w:szCs w:val="24"/>
-                <w:lang w:eastAsia="pt-BR"/>
-              </w:rPr>
-              <w:t>}}</w:t>
+              <w:t>{{UPA_EX_LAB}}</w:t>
             </w:r>
           </w:p>
         </w:tc>
@@ -13966,27 +13849,7 @@
                 <w:szCs w:val="24"/>
                 <w:lang w:eastAsia="pt-BR"/>
               </w:rPr>
-              <w:t>{{UPA_EX_</w:t>
-            </w:r>
-            <w:r>
-              <w:rPr>
-                <w:rFonts w:ascii="Times New Roman" w:eastAsia="Times New Roman" w:hAnsi="Times New Roman" w:cs="Times New Roman"/>
-                <w:color w:val="FF0000"/>
-                <w:sz w:val="24"/>
-                <w:szCs w:val="24"/>
-                <w:lang w:eastAsia="pt-BR"/>
-              </w:rPr>
-              <w:t>RADIO</w:t>
-            </w:r>
-            <w:r>
-              <w:rPr>
-                <w:rFonts w:ascii="Times New Roman" w:eastAsia="Times New Roman" w:hAnsi="Times New Roman" w:cs="Times New Roman"/>
-                <w:color w:val="FF0000"/>
-                <w:sz w:val="24"/>
-                <w:szCs w:val="24"/>
-                <w:lang w:eastAsia="pt-BR"/>
-              </w:rPr>
-              <w:t>}}</w:t>
+              <w:t>{{UPA_EX_RADIO}}</w:t>
             </w:r>
           </w:p>
         </w:tc>
@@ -14337,17 +14200,7 @@
           <w:sz w:val="24"/>
           <w:szCs w:val="24"/>
         </w:rPr>
-        <w:t>UPA_</w:t>
-      </w:r>
-      <w:r>
-        <w:rPr>
-          <w:rFonts w:ascii="Times New Roman" w:hAnsi="Times New Roman" w:cs="Times New Roman"/>
-          <w:noProof/>
-          <w:color w:val="FF0000"/>
-          <w:sz w:val="24"/>
-          <w:szCs w:val="24"/>
-        </w:rPr>
-        <w:t>TABELA_TRANSFERENCIA</w:t>
+        <w:t>UPA_TABELA_TRANSFERENCIA</w:t>
       </w:r>
       <w:r>
         <w:rPr>
@@ -14970,17 +14823,7 @@
           <w:sz w:val="24"/>
           <w:szCs w:val="24"/>
         </w:rPr>
-        <w:t>UPA_TABELA_</w:t>
-      </w:r>
-      <w:r>
-        <w:rPr>
-          <w:rFonts w:ascii="Times New Roman" w:hAnsi="Times New Roman" w:cs="Times New Roman"/>
-          <w:noProof/>
-          <w:color w:val="FF0000"/>
-          <w:sz w:val="24"/>
-          <w:szCs w:val="24"/>
-        </w:rPr>
-        <w:t>OBITO</w:t>
+        <w:t>UPA_TABELA_OBITO</w:t>
       </w:r>
       <w:r>
         <w:rPr>
@@ -15190,27 +15033,7 @@
           <w:sz w:val="24"/>
           <w:szCs w:val="24"/>
         </w:rPr>
-        <w:t>UPA_</w:t>
-      </w:r>
-      <w:r>
-        <w:rPr>
-          <w:rFonts w:ascii="Times New Roman" w:hAnsi="Times New Roman" w:cs="Times New Roman"/>
-          <w:noProof/>
-          <w:color w:val="FF0000"/>
-          <w:sz w:val="24"/>
-          <w:szCs w:val="24"/>
-        </w:rPr>
-        <w:t>ATA</w:t>
-      </w:r>
-      <w:r>
-        <w:rPr>
-          <w:rFonts w:ascii="Times New Roman" w:hAnsi="Times New Roman" w:cs="Times New Roman"/>
-          <w:noProof/>
-          <w:color w:val="FF0000"/>
-          <w:sz w:val="24"/>
-          <w:szCs w:val="24"/>
-        </w:rPr>
-        <w:t>_OBITO</w:t>
+        <w:t>UPA_ATA_OBITO</w:t>
       </w:r>
       <w:r>
         <w:rPr>
@@ -15316,17 +15139,7 @@
           <w:sz w:val="24"/>
           <w:szCs w:val="24"/>
         </w:rPr>
-        <w:t>UPA_ATA_</w:t>
-      </w:r>
-      <w:r>
-        <w:rPr>
-          <w:rFonts w:ascii="Times New Roman" w:hAnsi="Times New Roman" w:cs="Times New Roman"/>
-          <w:noProof/>
-          <w:color w:val="FF0000"/>
-          <w:sz w:val="24"/>
-          <w:szCs w:val="24"/>
-        </w:rPr>
-        <w:t>PRONTUARIO</w:t>
+        <w:t>UPA_ATA_PRONTUARIO</w:t>
       </w:r>
       <w:r>
         <w:rPr>
@@ -15432,17 +15245,7 @@
           <w:sz w:val="24"/>
           <w:szCs w:val="24"/>
         </w:rPr>
-        <w:t>UPA_ATA_</w:t>
-      </w:r>
-      <w:r>
-        <w:rPr>
-          <w:rFonts w:ascii="Times New Roman" w:hAnsi="Times New Roman" w:cs="Times New Roman"/>
-          <w:noProof/>
-          <w:color w:val="FF0000"/>
-          <w:sz w:val="24"/>
-          <w:szCs w:val="24"/>
-        </w:rPr>
-        <w:t>CCIH</w:t>
+        <w:t>UPA_ATA_CCIH</w:t>
       </w:r>
       <w:r>
         <w:rPr>
@@ -15958,7 +15761,7 @@
           <w:szCs w:val="22"/>
         </w:rPr>
       </w:pPr>
-      <w:bookmarkStart w:id="17" w:name="_Toc198125528"/>
+      <w:bookmarkStart w:id="18" w:name="_Toc198125528"/>
       <w:r>
         <w:rPr>
           <w:rFonts w:ascii="Times New Roman" w:hAnsi="Times New Roman" w:cs="Times New Roman"/>
@@ -15966,6 +15769,7 @@
           <w:sz w:val="22"/>
           <w:szCs w:val="22"/>
         </w:rPr>
+        <w:lastRenderedPageBreak/>
         <w:t>2</w:t>
       </w:r>
       <w:r>
@@ -16067,7 +15871,7 @@
         </w:rPr>
         <w:t>itativas</w:t>
       </w:r>
-      <w:bookmarkEnd w:id="17"/>
+      <w:bookmarkEnd w:id="18"/>
       <w:r>
         <w:rPr>
           <w:rFonts w:ascii="Times New Roman" w:hAnsi="Times New Roman" w:cs="Times New Roman"/>
@@ -16096,8 +15900,6 @@
           <w:szCs w:val="24"/>
         </w:rPr>
       </w:pPr>
-      <w:bookmarkStart w:id="18" w:name="_GoBack"/>
-      <w:bookmarkEnd w:id="18"/>
     </w:p>
     <w:p>
       <w:pPr>
@@ -16406,7 +16208,6 @@
           <w:sz w:val="24"/>
           <w:szCs w:val="24"/>
         </w:rPr>
-        <w:lastRenderedPageBreak/>
         <w:t xml:space="preserve">A OS Prima </w:t>
       </w:r>
       <w:proofErr w:type="spellStart"/>
@@ -16722,7 +16523,7 @@
       </w:r>
     </w:p>
     <w:sectPr>
-      <w:headerReference w:type="first" r:id="rId19"/>
+      <w:headerReference w:type="first" r:id="rId20"/>
       <w:pgSz w:w="11910" w:h="16840"/>
       <w:pgMar w:top="1418" w:right="1134" w:bottom="851" w:left="1134" w:header="510" w:footer="113" w:gutter="0"/>
       <w:cols w:space="720"/>
@@ -16775,6 +16576,7 @@
         <w:docPartUnique/>
       </w:docPartObj>
     </w:sdtPr>
+    <w:sdtEndPr/>
     <w:sdtContent>
       <w:p>
         <w:pPr>
@@ -23112,20 +22914,20 @@
 </file>
 
 <file path=customXml/item3.xml><?xml version="1.0" encoding="utf-8"?>
-<p:properties xmlns:p="http://schemas.microsoft.com/office/2006/metadata/properties" xmlns:xsi="http://www.w3.org/2001/XMLSchema-instance" xmlns:pc="http://schemas.microsoft.com/office/infopath/2007/PartnerControls">
-  <documentManagement>
-    <_activity xmlns="3d26bc81-e343-4f1f-9160-5b0463fcd646" xsi:nil="true"/>
-  </documentManagement>
-</p:properties>
-</file>
-
-<file path=customXml/item4.xml><?xml version="1.0" encoding="utf-8"?>
 <?mso-contentType ?>
 <FormTemplates xmlns="http://schemas.microsoft.com/sharepoint/v3/contenttype/forms">
   <Display>DocumentLibraryForm</Display>
   <Edit>DocumentLibraryForm</Edit>
   <New>DocumentLibraryForm</New>
 </FormTemplates>
+</file>
+
+<file path=customXml/item4.xml><?xml version="1.0" encoding="utf-8"?>
+<p:properties xmlns:p="http://schemas.microsoft.com/office/2006/metadata/properties" xmlns:xsi="http://www.w3.org/2001/XMLSchema-instance" xmlns:pc="http://schemas.microsoft.com/office/infopath/2007/PartnerControls">
+  <documentManagement>
+    <_activity xmlns="3d26bc81-e343-4f1f-9160-5b0463fcd646" xsi:nil="true"/>
+  </documentManagement>
+</p:properties>
 </file>
 
 <file path=customXml/item5.xml><?xml version="1.0" encoding="utf-8"?>
@@ -23159,22 +22961,6 @@
 </file>
 
 <file path=customXml/itemProps3.xml><?xml version="1.0" encoding="utf-8"?>
-<ds:datastoreItem xmlns:ds="http://schemas.openxmlformats.org/officeDocument/2006/customXml" ds:itemID="{65E5C88D-2364-4B58-8B13-18AEB86EB5E7}">
-  <ds:schemaRefs>
-    <ds:schemaRef ds:uri="3d26bc81-e343-4f1f-9160-5b0463fcd646"/>
-    <ds:schemaRef ds:uri="http://schemas.microsoft.com/office/2006/documentManagement/types"/>
-    <ds:schemaRef ds:uri="http://purl.org/dc/terms/"/>
-    <ds:schemaRef ds:uri="http://purl.org/dc/dcmitype/"/>
-    <ds:schemaRef ds:uri="http://schemas.openxmlformats.org/package/2006/metadata/core-properties"/>
-    <ds:schemaRef ds:uri="http://www.w3.org/XML/1998/namespace"/>
-    <ds:schemaRef ds:uri="http://purl.org/dc/elements/1.1/"/>
-    <ds:schemaRef ds:uri="http://schemas.microsoft.com/office/infopath/2007/PartnerControls"/>
-    <ds:schemaRef ds:uri="http://schemas.microsoft.com/office/2006/metadata/properties"/>
-  </ds:schemaRefs>
-</ds:datastoreItem>
-</file>
-
-<file path=customXml/itemProps4.xml><?xml version="1.0" encoding="utf-8"?>
 <ds:datastoreItem xmlns:ds="http://schemas.openxmlformats.org/officeDocument/2006/customXml" ds:itemID="{B79EB716-16E2-42CF-9888-C64511BF8AD6}">
   <ds:schemaRefs>
     <ds:schemaRef ds:uri="http://schemas.microsoft.com/sharepoint/v3/contenttype/forms"/>
@@ -23182,8 +22968,24 @@
 </ds:datastoreItem>
 </file>
 
+<file path=customXml/itemProps4.xml><?xml version="1.0" encoding="utf-8"?>
+<ds:datastoreItem xmlns:ds="http://schemas.openxmlformats.org/officeDocument/2006/customXml" ds:itemID="{65E5C88D-2364-4B58-8B13-18AEB86EB5E7}">
+  <ds:schemaRefs>
+    <ds:schemaRef ds:uri="http://schemas.microsoft.com/office/2006/documentManagement/types"/>
+    <ds:schemaRef ds:uri="http://www.w3.org/XML/1998/namespace"/>
+    <ds:schemaRef ds:uri="http://purl.org/dc/elements/1.1/"/>
+    <ds:schemaRef ds:uri="http://schemas.microsoft.com/office/infopath/2007/PartnerControls"/>
+    <ds:schemaRef ds:uri="http://schemas.openxmlformats.org/package/2006/metadata/core-properties"/>
+    <ds:schemaRef ds:uri="http://purl.org/dc/dcmitype/"/>
+    <ds:schemaRef ds:uri="3d26bc81-e343-4f1f-9160-5b0463fcd646"/>
+    <ds:schemaRef ds:uri="http://schemas.microsoft.com/office/2006/metadata/properties"/>
+    <ds:schemaRef ds:uri="http://purl.org/dc/terms/"/>
+  </ds:schemaRefs>
+</ds:datastoreItem>
+</file>
+
 <file path=customXml/itemProps5.xml><?xml version="1.0" encoding="utf-8"?>
-<ds:datastoreItem xmlns:ds="http://schemas.openxmlformats.org/officeDocument/2006/customXml" ds:itemID="{9F792E26-9FEE-4999-A097-F16809ACEFC2}">
+<ds:datastoreItem xmlns:ds="http://schemas.openxmlformats.org/officeDocument/2006/customXml" ds:itemID="{28B31783-81C6-4525-8389-A6C51DF08476}">
   <ds:schemaRefs>
     <ds:schemaRef ds:uri="http://schemas.openxmlformats.org/officeDocument/2006/bibliography"/>
   </ds:schemaRefs>

--- a/template-cachoeira.docx
+++ b/template-cachoeira.docx
@@ -406,6 +406,7 @@
                           <w:dataBinding w:prefixMappings="xmlns:ns0='http://schemas.microsoft.com/office/2006/coverPageProps'" w:xpath="/ns0:CoverPageProperties[1]/ns0:Abstract[1]" w:storeItemID="{55AF091B-3C7A-41E3-B477-F2FDAA23CFDA}"/>
                           <w:text/>
                         </w:sdtPr>
+                        <w:sdtEndPr/>
                         <w:sdtContent>
                           <w:r>
                             <w:rPr>
@@ -989,6 +990,7 @@
                             <w:dataBinding w:prefixMappings="xmlns:ns0='http://schemas.openxmlformats.org/package/2006/metadata/core-properties' xmlns:ns1='http://purl.org/dc/elements/1.1/'" w:xpath="/ns0:coreProperties[1]/ns1:title[1]" w:storeItemID="{6C3C8BC8-F283-45AE-878A-BAB7291924A1}"/>
                             <w:text/>
                           </w:sdtPr>
+                          <w:sdtEndPr/>
                           <w:sdtContent>
                             <w:p>
                               <w:pPr>
@@ -1127,7 +1129,7 @@
                                         <pic:cNvPicPr/>
                                       </pic:nvPicPr>
                                       <pic:blipFill>
-                                        <a:blip r:embed="rId13">
+                                        <a:blip r:embed="rId12">
                                           <a:extLst>
                                             <a:ext uri="{28A0092B-C50C-407E-A947-70E740481C1C}">
                                               <a14:useLocalDpi xmlns:a14="http://schemas.microsoft.com/office/drawing/2010/main" val="0"/>
@@ -1358,7 +1360,7 @@
                     </pic:cNvPicPr>
                   </pic:nvPicPr>
                   <pic:blipFill>
-                    <a:blip r:embed="rId14"/>
+                    <a:blip r:embed="rId13"/>
                     <a:srcRect/>
                     <a:stretch>
                       <a:fillRect/>
@@ -1510,12 +1512,10 @@
           <w:szCs w:val="24"/>
         </w:rPr>
       </w:pPr>
-      <w:bookmarkStart w:id="0" w:name="_GoBack"/>
-      <w:bookmarkEnd w:id="0"/>
-    </w:p>
-    <w:bookmarkStart w:id="1" w:name="_Toc50710724" w:displacedByCustomXml="next"/>
-    <w:bookmarkStart w:id="2" w:name="_Toc50712719" w:displacedByCustomXml="next"/>
-    <w:bookmarkStart w:id="3" w:name="_Toc50712796" w:displacedByCustomXml="next"/>
+    </w:p>
+    <w:bookmarkStart w:id="0" w:name="_Toc50710724" w:displacedByCustomXml="next"/>
+    <w:bookmarkStart w:id="1" w:name="_Toc50712719" w:displacedByCustomXml="next"/>
+    <w:bookmarkStart w:id="2" w:name="_Toc50712796" w:displacedByCustomXml="next"/>
     <w:sdt>
       <w:sdtPr>
         <w:rPr>
@@ -2210,10 +2210,10 @@
         </w:p>
       </w:sdtContent>
     </w:sdt>
+    <w:bookmarkEnd w:id="0" w:displacedByCustomXml="prev"/>
     <w:bookmarkEnd w:id="1" w:displacedByCustomXml="prev"/>
     <w:bookmarkEnd w:id="2" w:displacedByCustomXml="prev"/>
-    <w:bookmarkEnd w:id="3" w:displacedByCustomXml="prev"/>
-    <w:bookmarkStart w:id="4" w:name="_Toc100305701" w:displacedByCustomXml="prev"/>
+    <w:bookmarkStart w:id="3" w:name="_Toc100305701" w:displacedByCustomXml="prev"/>
     <w:p>
       <w:pPr>
         <w:pStyle w:val="Normal1"/>
@@ -2664,7 +2664,7 @@
           <w:b/>
         </w:rPr>
       </w:pPr>
-      <w:bookmarkStart w:id="5" w:name="_Toc198125521"/>
+      <w:bookmarkStart w:id="4" w:name="_Toc198125521"/>
       <w:r>
         <w:rPr>
           <w:rFonts w:ascii="Times New Roman" w:eastAsia="Times New Roman" w:hAnsi="Times New Roman" w:cs="Times New Roman"/>
@@ -2673,7 +2673,7 @@
         <w:lastRenderedPageBreak/>
         <w:t>1 CONSIDERAÇÕES INICIAIS</w:t>
       </w:r>
-      <w:bookmarkEnd w:id="5"/>
+      <w:bookmarkEnd w:id="4"/>
     </w:p>
     <w:p>
       <w:pPr>
@@ -3022,7 +3022,7 @@
           <w:szCs w:val="22"/>
         </w:rPr>
       </w:pPr>
-      <w:bookmarkStart w:id="6" w:name="_Toc198125522"/>
+      <w:bookmarkStart w:id="5" w:name="_Toc198125522"/>
       <w:r>
         <w:rPr>
           <w:rFonts w:ascii="Times New Roman" w:hAnsi="Times New Roman" w:cs="Times New Roman"/>
@@ -3040,8 +3040,8 @@
         </w:rPr>
         <w:t>RELATÓRIO ASSISTENCIAL</w:t>
       </w:r>
-      <w:bookmarkEnd w:id="6"/>
-      <w:bookmarkEnd w:id="4"/>
+      <w:bookmarkEnd w:id="5"/>
+      <w:bookmarkEnd w:id="3"/>
       <w:r>
         <w:rPr>
           <w:rFonts w:ascii="Times New Roman" w:hAnsi="Times New Roman" w:cs="Times New Roman"/>
@@ -3067,8 +3067,8 @@
           <w:szCs w:val="22"/>
         </w:rPr>
       </w:pPr>
-      <w:bookmarkStart w:id="7" w:name="_Toc100305702"/>
-      <w:bookmarkStart w:id="8" w:name="_Toc198125523"/>
+      <w:bookmarkStart w:id="6" w:name="_Toc100305702"/>
+      <w:bookmarkStart w:id="7" w:name="_Toc198125523"/>
       <w:r>
         <w:rPr>
           <w:rFonts w:ascii="Times New Roman" w:hAnsi="Times New Roman" w:cs="Times New Roman"/>
@@ -3096,8 +3096,8 @@
         </w:rPr>
         <w:t xml:space="preserve"> Hospital Municipal Dr Celso Martins:</w:t>
       </w:r>
+      <w:bookmarkEnd w:id="6"/>
       <w:bookmarkEnd w:id="7"/>
-      <w:bookmarkEnd w:id="8"/>
     </w:p>
     <w:p>
       <w:pPr>
@@ -4939,7 +4939,7 @@
           <w:rFonts w:ascii="Times New Roman" w:hAnsi="Times New Roman" w:cs="Times New Roman"/>
         </w:rPr>
       </w:pPr>
-      <w:bookmarkStart w:id="9" w:name="_Hlk223613605"/>
+      <w:bookmarkStart w:id="8" w:name="_Hlk223613605"/>
       <w:r>
         <w:rPr>
           <w:rFonts w:ascii="Times New Roman" w:hAnsi="Times New Roman" w:cs="Times New Roman"/>
@@ -5004,7 +5004,7 @@
         <w:t xml:space="preserve"> %}</w:t>
       </w:r>
     </w:p>
-    <w:bookmarkEnd w:id="9"/>
+    <w:bookmarkEnd w:id="8"/>
     <w:p>
       <w:pPr>
         <w:ind w:left="0" w:hanging="142"/>
@@ -9610,11 +9610,11 @@
           <w:lang w:eastAsia="pt-BR"/>
         </w:rPr>
         <w:sectPr>
-          <w:headerReference w:type="even" r:id="rId15"/>
-          <w:headerReference w:type="default" r:id="rId16"/>
-          <w:footerReference w:type="default" r:id="rId17"/>
-          <w:headerReference w:type="first" r:id="rId18"/>
-          <w:footerReference w:type="first" r:id="rId19"/>
+          <w:headerReference w:type="even" r:id="rId14"/>
+          <w:headerReference w:type="default" r:id="rId15"/>
+          <w:footerReference w:type="default" r:id="rId16"/>
+          <w:headerReference w:type="first" r:id="rId17"/>
+          <w:footerReference w:type="first" r:id="rId18"/>
           <w:pgSz w:w="11910" w:h="16840"/>
           <w:pgMar w:top="1418" w:right="1420" w:bottom="851" w:left="1134" w:header="510" w:footer="412" w:gutter="0"/>
           <w:pgNumType w:start="0"/>
@@ -9939,8 +9939,8 @@
           <w:szCs w:val="22"/>
         </w:rPr>
       </w:pPr>
-      <w:bookmarkStart w:id="10" w:name="_Toc100305703"/>
-      <w:bookmarkStart w:id="11" w:name="_Toc198125524"/>
+      <w:bookmarkStart w:id="9" w:name="_Toc100305703"/>
+      <w:bookmarkStart w:id="10" w:name="_Toc198125524"/>
     </w:p>
     <w:p>
       <w:pPr>
@@ -9968,8 +9968,8 @@
         </w:rPr>
         <w:t xml:space="preserve"> Revisão de Prontuários:</w:t>
       </w:r>
+      <w:bookmarkEnd w:id="9"/>
       <w:bookmarkEnd w:id="10"/>
-      <w:bookmarkEnd w:id="11"/>
     </w:p>
     <w:p>
       <w:pPr>
@@ -11008,7 +11008,7 @@
           <w:szCs w:val="24"/>
         </w:rPr>
       </w:pPr>
-      <w:bookmarkStart w:id="12" w:name="_Toc100305705"/>
+      <w:bookmarkStart w:id="11" w:name="_Toc100305705"/>
       <w:r>
         <w:rPr>
           <w:rFonts w:ascii="Times New Roman" w:hAnsi="Times New Roman" w:cs="Times New Roman"/>
@@ -11145,7 +11145,7 @@
           <w:u w:val="none"/>
         </w:rPr>
       </w:pPr>
-      <w:bookmarkStart w:id="13" w:name="_Toc198125525"/>
+      <w:bookmarkStart w:id="12" w:name="_Toc198125525"/>
       <w:r>
         <w:rPr>
           <w:rFonts w:ascii="Times New Roman" w:hAnsi="Times New Roman" w:cs="Times New Roman"/>
@@ -11187,9 +11187,9 @@
         </w:rPr>
         <w:t xml:space="preserve"> Aperfeiçoamento profissional:</w:t>
       </w:r>
-      <w:bookmarkStart w:id="14" w:name="_Toc100305706"/>
+      <w:bookmarkStart w:id="13" w:name="_Toc100305706"/>
+      <w:bookmarkEnd w:id="11"/>
       <w:bookmarkEnd w:id="12"/>
-      <w:bookmarkEnd w:id="13"/>
       <w:r>
         <w:rPr>
           <w:rFonts w:ascii="Times New Roman" w:hAnsi="Times New Roman" w:cs="Times New Roman"/>
@@ -11252,7 +11252,7 @@
         <w:lastRenderedPageBreak/>
         <w:t xml:space="preserve"> </w:t>
       </w:r>
-      <w:bookmarkStart w:id="15" w:name="_Toc198125526"/>
+      <w:bookmarkStart w:id="14" w:name="_Toc198125526"/>
       <w:r>
         <w:rPr>
           <w:rFonts w:ascii="Times New Roman" w:hAnsi="Times New Roman" w:cs="Times New Roman"/>
@@ -11289,8 +11289,8 @@
         </w:rPr>
         <w:t xml:space="preserve"> Serviço de Atendimento ao Usuário – SAU / Ouvidoria:</w:t>
       </w:r>
+      <w:bookmarkEnd w:id="13"/>
       <w:bookmarkEnd w:id="14"/>
-      <w:bookmarkEnd w:id="15"/>
     </w:p>
     <w:p>
       <w:pPr>
@@ -11909,8 +11909,8 @@
           <w:szCs w:val="22"/>
         </w:rPr>
       </w:pPr>
-      <w:bookmarkStart w:id="16" w:name="_Toc100305708"/>
-      <w:bookmarkStart w:id="17" w:name="_Toc198125527"/>
+      <w:bookmarkStart w:id="15" w:name="_Toc100305708"/>
+      <w:bookmarkStart w:id="16" w:name="_Toc198125527"/>
       <w:r>
         <w:rPr>
           <w:rFonts w:ascii="Times New Roman" w:hAnsi="Times New Roman" w:cs="Times New Roman"/>
@@ -11947,7 +11947,7 @@
         </w:rPr>
         <w:t xml:space="preserve"> </w:t>
       </w:r>
-      <w:bookmarkEnd w:id="16"/>
+      <w:bookmarkEnd w:id="15"/>
       <w:r>
         <w:rPr>
           <w:rFonts w:ascii="Times New Roman" w:hAnsi="Times New Roman" w:cs="Times New Roman"/>
@@ -11957,7 +11957,7 @@
         </w:rPr>
         <w:t>UPA Rui Coelho Gomes</w:t>
       </w:r>
-      <w:bookmarkEnd w:id="17"/>
+      <w:bookmarkEnd w:id="16"/>
     </w:p>
     <w:p>
       <w:pPr>
@@ -15761,7 +15761,7 @@
           <w:szCs w:val="22"/>
         </w:rPr>
       </w:pPr>
-      <w:bookmarkStart w:id="18" w:name="_Toc198125528"/>
+      <w:bookmarkStart w:id="17" w:name="_Toc198125528"/>
       <w:r>
         <w:rPr>
           <w:rFonts w:ascii="Times New Roman" w:hAnsi="Times New Roman" w:cs="Times New Roman"/>
@@ -15871,7 +15871,7 @@
         </w:rPr>
         <w:t>itativas</w:t>
       </w:r>
-      <w:bookmarkEnd w:id="18"/>
+      <w:bookmarkEnd w:id="17"/>
       <w:r>
         <w:rPr>
           <w:rFonts w:ascii="Times New Roman" w:hAnsi="Times New Roman" w:cs="Times New Roman"/>
@@ -15884,32 +15884,127 @@
     </w:p>
     <w:p>
       <w:pPr>
-        <w:rPr>
-          <w:sz w:val="14"/>
-          <w:szCs w:val="14"/>
-        </w:rPr>
-      </w:pPr>
-    </w:p>
-    <w:p>
-      <w:pPr>
+        <w:ind w:left="0" w:firstLine="0"/>
         <w:jc w:val="center"/>
         <w:rPr>
           <w:rFonts w:ascii="Times New Roman" w:hAnsi="Times New Roman" w:cs="Times New Roman"/>
-          <w:color w:val="000000" w:themeColor="text1"/>
-          <w:sz w:val="24"/>
-          <w:szCs w:val="24"/>
-        </w:rPr>
-      </w:pPr>
-    </w:p>
+          <w:color w:val="FF0000"/>
+          <w:sz w:val="24"/>
+          <w:szCs w:val="24"/>
+        </w:rPr>
+      </w:pPr>
+      <w:bookmarkStart w:id="18" w:name="_GoBack"/>
+      <w:r>
+        <w:rPr>
+          <w:rFonts w:ascii="Times New Roman" w:hAnsi="Times New Roman" w:cs="Times New Roman"/>
+          <w:color w:val="FF0000"/>
+          <w:sz w:val="24"/>
+          <w:szCs w:val="24"/>
+        </w:rPr>
+        <w:t xml:space="preserve">{% for </w:t>
+      </w:r>
+      <w:proofErr w:type="spellStart"/>
+      <w:r>
+        <w:rPr>
+          <w:rFonts w:ascii="Times New Roman" w:hAnsi="Times New Roman" w:cs="Times New Roman"/>
+          <w:color w:val="FF0000"/>
+          <w:sz w:val="24"/>
+          <w:szCs w:val="24"/>
+        </w:rPr>
+        <w:t>img</w:t>
+      </w:r>
+      <w:proofErr w:type="spellEnd"/>
+      <w:r>
+        <w:rPr>
+          <w:rFonts w:ascii="Times New Roman" w:hAnsi="Times New Roman" w:cs="Times New Roman"/>
+          <w:color w:val="FF0000"/>
+          <w:sz w:val="24"/>
+          <w:szCs w:val="24"/>
+        </w:rPr>
+        <w:t xml:space="preserve"> in TABELA_QUANTI </w:t>
+      </w:r>
+      <w:proofErr w:type="gramStart"/>
+      <w:r>
+        <w:rPr>
+          <w:rFonts w:ascii="Times New Roman" w:hAnsi="Times New Roman" w:cs="Times New Roman"/>
+          <w:color w:val="FF0000"/>
+          <w:sz w:val="24"/>
+          <w:szCs w:val="24"/>
+        </w:rPr>
+        <w:t>%}{</w:t>
+      </w:r>
+      <w:proofErr w:type="gramEnd"/>
+      <w:r>
+        <w:rPr>
+          <w:rFonts w:ascii="Times New Roman" w:hAnsi="Times New Roman" w:cs="Times New Roman"/>
+          <w:color w:val="FF0000"/>
+          <w:sz w:val="24"/>
+          <w:szCs w:val="24"/>
+        </w:rPr>
+        <w:t xml:space="preserve">{ </w:t>
+      </w:r>
+      <w:proofErr w:type="spellStart"/>
+      <w:r>
+        <w:rPr>
+          <w:rFonts w:ascii="Times New Roman" w:hAnsi="Times New Roman" w:cs="Times New Roman"/>
+          <w:color w:val="FF0000"/>
+          <w:sz w:val="24"/>
+          <w:szCs w:val="24"/>
+        </w:rPr>
+        <w:t>img</w:t>
+      </w:r>
+      <w:proofErr w:type="spellEnd"/>
+      <w:r>
+        <w:rPr>
+          <w:rFonts w:ascii="Times New Roman" w:hAnsi="Times New Roman" w:cs="Times New Roman"/>
+          <w:color w:val="FF0000"/>
+          <w:sz w:val="24"/>
+          <w:szCs w:val="24"/>
+        </w:rPr>
+        <w:t xml:space="preserve"> }}{% </w:t>
+      </w:r>
+      <w:proofErr w:type="spellStart"/>
+      <w:r>
+        <w:rPr>
+          <w:rFonts w:ascii="Times New Roman" w:hAnsi="Times New Roman" w:cs="Times New Roman"/>
+          <w:color w:val="FF0000"/>
+          <w:sz w:val="24"/>
+          <w:szCs w:val="24"/>
+        </w:rPr>
+        <w:t>endfor</w:t>
+      </w:r>
+      <w:proofErr w:type="spellEnd"/>
+      <w:r>
+        <w:rPr>
+          <w:rFonts w:ascii="Times New Roman" w:hAnsi="Times New Roman" w:cs="Times New Roman"/>
+          <w:color w:val="FF0000"/>
+          <w:sz w:val="24"/>
+          <w:szCs w:val="24"/>
+        </w:rPr>
+        <w:t xml:space="preserve"> %}</w:t>
+      </w:r>
+    </w:p>
+    <w:bookmarkEnd w:id="18"/>
     <w:p>
       <w:pPr>
         <w:ind w:left="0" w:firstLine="0"/>
+        <w:jc w:val="center"/>
         <w:rPr>
           <w:color w:val="000000" w:themeColor="text1"/>
           <w:sz w:val="12"/>
           <w:szCs w:val="12"/>
         </w:rPr>
       </w:pPr>
+      <w:r>
+        <w:rPr>
+          <w:rFonts w:ascii="Times New Roman" w:eastAsia="Calibri" w:hAnsi="Times New Roman" w:cs="Times New Roman"/>
+          <w:color w:val="FF0000"/>
+          <w:sz w:val="24"/>
+          <w:szCs w:val="24"/>
+          <w:lang w:val="pt-PT" w:eastAsia="pt-BR"/>
+        </w:rPr>
+        <w:t>{% for img in TABELA_QUALI %}{{ img }}{% endfor %}</w:t>
+      </w:r>
     </w:p>
     <w:p>
       <w:pPr>
@@ -16134,10 +16229,11 @@
     <w:p>
       <w:pPr>
         <w:pStyle w:val="Ttulo1"/>
+        <w:pageBreakBefore/>
         <w:autoSpaceDE/>
         <w:autoSpaceDN/>
         <w:spacing w:before="75" w:line="360" w:lineRule="auto"/>
-        <w:ind w:left="566" w:right="12" w:firstLine="0"/>
+        <w:ind w:left="567" w:right="11" w:firstLine="0"/>
         <w:jc w:val="both"/>
         <w:rPr>
           <w:rFonts w:ascii="Times New Roman" w:hAnsi="Times New Roman" w:cs="Times New Roman"/>
@@ -16156,6 +16252,7 @@
           <w:sz w:val="22"/>
           <w:szCs w:val="22"/>
         </w:rPr>
+        <w:lastRenderedPageBreak/>
         <w:t>3</w:t>
       </w:r>
       <w:r>
@@ -16523,7 +16620,7 @@
       </w:r>
     </w:p>
     <w:sectPr>
-      <w:headerReference w:type="first" r:id="rId20"/>
+      <w:headerReference w:type="first" r:id="rId19"/>
       <w:pgSz w:w="11910" w:h="16840"/>
       <w:pgMar w:top="1418" w:right="1134" w:bottom="851" w:left="1134" w:header="510" w:footer="113" w:gutter="0"/>
       <w:cols w:space="720"/>
@@ -22914,20 +23011,20 @@
 </file>
 
 <file path=customXml/item3.xml><?xml version="1.0" encoding="utf-8"?>
+<p:properties xmlns:p="http://schemas.microsoft.com/office/2006/metadata/properties" xmlns:xsi="http://www.w3.org/2001/XMLSchema-instance" xmlns:pc="http://schemas.microsoft.com/office/infopath/2007/PartnerControls">
+  <documentManagement>
+    <_activity xmlns="3d26bc81-e343-4f1f-9160-5b0463fcd646" xsi:nil="true"/>
+  </documentManagement>
+</p:properties>
+</file>
+
+<file path=customXml/item4.xml><?xml version="1.0" encoding="utf-8"?>
 <?mso-contentType ?>
 <FormTemplates xmlns="http://schemas.microsoft.com/sharepoint/v3/contenttype/forms">
   <Display>DocumentLibraryForm</Display>
   <Edit>DocumentLibraryForm</Edit>
   <New>DocumentLibraryForm</New>
 </FormTemplates>
-</file>
-
-<file path=customXml/item4.xml><?xml version="1.0" encoding="utf-8"?>
-<p:properties xmlns:p="http://schemas.microsoft.com/office/2006/metadata/properties" xmlns:xsi="http://www.w3.org/2001/XMLSchema-instance" xmlns:pc="http://schemas.microsoft.com/office/infopath/2007/PartnerControls">
-  <documentManagement>
-    <_activity xmlns="3d26bc81-e343-4f1f-9160-5b0463fcd646" xsi:nil="true"/>
-  </documentManagement>
-</p:properties>
 </file>
 
 <file path=customXml/item5.xml><?xml version="1.0" encoding="utf-8"?>
@@ -22961,6 +23058,22 @@
 </file>
 
 <file path=customXml/itemProps3.xml><?xml version="1.0" encoding="utf-8"?>
+<ds:datastoreItem xmlns:ds="http://schemas.openxmlformats.org/officeDocument/2006/customXml" ds:itemID="{65E5C88D-2364-4B58-8B13-18AEB86EB5E7}">
+  <ds:schemaRefs>
+    <ds:schemaRef ds:uri="http://purl.org/dc/terms/"/>
+    <ds:schemaRef ds:uri="http://schemas.openxmlformats.org/package/2006/metadata/core-properties"/>
+    <ds:schemaRef ds:uri="http://purl.org/dc/elements/1.1/"/>
+    <ds:schemaRef ds:uri="http://schemas.microsoft.com/office/infopath/2007/PartnerControls"/>
+    <ds:schemaRef ds:uri="3d26bc81-e343-4f1f-9160-5b0463fcd646"/>
+    <ds:schemaRef ds:uri="http://www.w3.org/XML/1998/namespace"/>
+    <ds:schemaRef ds:uri="http://schemas.microsoft.com/office/2006/documentManagement/types"/>
+    <ds:schemaRef ds:uri="http://schemas.microsoft.com/office/2006/metadata/properties"/>
+    <ds:schemaRef ds:uri="http://purl.org/dc/dcmitype/"/>
+  </ds:schemaRefs>
+</ds:datastoreItem>
+</file>
+
+<file path=customXml/itemProps4.xml><?xml version="1.0" encoding="utf-8"?>
 <ds:datastoreItem xmlns:ds="http://schemas.openxmlformats.org/officeDocument/2006/customXml" ds:itemID="{B79EB716-16E2-42CF-9888-C64511BF8AD6}">
   <ds:schemaRefs>
     <ds:schemaRef ds:uri="http://schemas.microsoft.com/sharepoint/v3/contenttype/forms"/>
@@ -22968,24 +23081,8 @@
 </ds:datastoreItem>
 </file>
 
-<file path=customXml/itemProps4.xml><?xml version="1.0" encoding="utf-8"?>
-<ds:datastoreItem xmlns:ds="http://schemas.openxmlformats.org/officeDocument/2006/customXml" ds:itemID="{65E5C88D-2364-4B58-8B13-18AEB86EB5E7}">
-  <ds:schemaRefs>
-    <ds:schemaRef ds:uri="http://schemas.microsoft.com/office/2006/documentManagement/types"/>
-    <ds:schemaRef ds:uri="http://www.w3.org/XML/1998/namespace"/>
-    <ds:schemaRef ds:uri="http://purl.org/dc/elements/1.1/"/>
-    <ds:schemaRef ds:uri="http://schemas.microsoft.com/office/infopath/2007/PartnerControls"/>
-    <ds:schemaRef ds:uri="http://schemas.openxmlformats.org/package/2006/metadata/core-properties"/>
-    <ds:schemaRef ds:uri="http://purl.org/dc/dcmitype/"/>
-    <ds:schemaRef ds:uri="3d26bc81-e343-4f1f-9160-5b0463fcd646"/>
-    <ds:schemaRef ds:uri="http://schemas.microsoft.com/office/2006/metadata/properties"/>
-    <ds:schemaRef ds:uri="http://purl.org/dc/terms/"/>
-  </ds:schemaRefs>
-</ds:datastoreItem>
-</file>
-
 <file path=customXml/itemProps5.xml><?xml version="1.0" encoding="utf-8"?>
-<ds:datastoreItem xmlns:ds="http://schemas.openxmlformats.org/officeDocument/2006/customXml" ds:itemID="{28B31783-81C6-4525-8389-A6C51DF08476}">
+<ds:datastoreItem xmlns:ds="http://schemas.openxmlformats.org/officeDocument/2006/customXml" ds:itemID="{375EE09F-EC15-49C9-AEC6-34C7927F5AB5}">
   <ds:schemaRefs>
     <ds:schemaRef ds:uri="http://schemas.openxmlformats.org/officeDocument/2006/bibliography"/>
   </ds:schemaRefs>

--- a/template-cachoeira.docx
+++ b/template-cachoeira.docx
@@ -1129,7 +1129,7 @@
                                         <pic:cNvPicPr/>
                                       </pic:nvPicPr>
                                       <pic:blipFill>
-                                        <a:blip r:embed="rId12">
+                                        <a:blip r:embed="rId13">
                                           <a:extLst>
                                             <a:ext uri="{28A0092B-C50C-407E-A947-70E740481C1C}">
                                               <a14:useLocalDpi xmlns:a14="http://schemas.microsoft.com/office/drawing/2010/main" val="0"/>
@@ -1360,7 +1360,7 @@
                     </pic:cNvPicPr>
                   </pic:nvPicPr>
                   <pic:blipFill>
-                    <a:blip r:embed="rId13"/>
+                    <a:blip r:embed="rId14"/>
                     <a:srcRect/>
                     <a:stretch>
                       <a:fillRect/>
@@ -9610,11 +9610,11 @@
           <w:lang w:eastAsia="pt-BR"/>
         </w:rPr>
         <w:sectPr>
-          <w:headerReference w:type="even" r:id="rId14"/>
-          <w:headerReference w:type="default" r:id="rId15"/>
-          <w:footerReference w:type="default" r:id="rId16"/>
-          <w:headerReference w:type="first" r:id="rId17"/>
-          <w:footerReference w:type="first" r:id="rId18"/>
+          <w:headerReference w:type="even" r:id="rId15"/>
+          <w:headerReference w:type="default" r:id="rId16"/>
+          <w:footerReference w:type="default" r:id="rId17"/>
+          <w:headerReference w:type="first" r:id="rId18"/>
+          <w:footerReference w:type="first" r:id="rId19"/>
           <w:pgSz w:w="11910" w:h="16840"/>
           <w:pgMar w:top="1418" w:right="1420" w:bottom="851" w:left="1134" w:header="510" w:footer="412" w:gutter="0"/>
           <w:pgNumType w:start="0"/>
@@ -15893,7 +15893,6 @@
           <w:szCs w:val="24"/>
         </w:rPr>
       </w:pPr>
-      <w:bookmarkStart w:id="18" w:name="_GoBack"/>
       <w:r>
         <w:rPr>
           <w:rFonts w:ascii="Times New Roman" w:hAnsi="Times New Roman" w:cs="Times New Roman"/>
@@ -15984,7 +15983,6 @@
         <w:t xml:space="preserve"> %}</w:t>
       </w:r>
     </w:p>
-    <w:bookmarkEnd w:id="18"/>
     <w:p>
       <w:pPr>
         <w:ind w:left="0" w:firstLine="0"/>
@@ -16005,226 +16003,8 @@
         </w:rPr>
         <w:t>{% for img in TABELA_QUALI %}{{ img }}{% endfor %}</w:t>
       </w:r>
-    </w:p>
-    <w:p>
-      <w:pPr>
-        <w:ind w:left="0" w:firstLine="0"/>
-        <w:rPr>
-          <w:color w:val="000000" w:themeColor="text1"/>
-          <w:sz w:val="12"/>
-          <w:szCs w:val="12"/>
-        </w:rPr>
-      </w:pPr>
-    </w:p>
-    <w:p>
-      <w:pPr>
-        <w:ind w:left="0" w:firstLine="0"/>
-        <w:rPr>
-          <w:color w:val="000000" w:themeColor="text1"/>
-          <w:sz w:val="12"/>
-          <w:szCs w:val="12"/>
-        </w:rPr>
-      </w:pPr>
-    </w:p>
-    <w:p>
-      <w:pPr>
-        <w:ind w:left="0" w:firstLine="0"/>
-        <w:rPr>
-          <w:color w:val="000000" w:themeColor="text1"/>
-          <w:sz w:val="12"/>
-          <w:szCs w:val="12"/>
-        </w:rPr>
-      </w:pPr>
-    </w:p>
-    <w:p>
-      <w:pPr>
-        <w:ind w:left="0" w:firstLine="0"/>
-        <w:rPr>
-          <w:color w:val="000000" w:themeColor="text1"/>
-          <w:sz w:val="12"/>
-          <w:szCs w:val="12"/>
-        </w:rPr>
-      </w:pPr>
-    </w:p>
-    <w:p>
-      <w:pPr>
-        <w:ind w:left="0" w:firstLine="0"/>
-        <w:rPr>
-          <w:color w:val="000000" w:themeColor="text1"/>
-          <w:sz w:val="12"/>
-          <w:szCs w:val="12"/>
-        </w:rPr>
-      </w:pPr>
-    </w:p>
-    <w:p>
-      <w:pPr>
-        <w:ind w:left="0" w:firstLine="0"/>
-        <w:rPr>
-          <w:color w:val="000000" w:themeColor="text1"/>
-          <w:sz w:val="12"/>
-          <w:szCs w:val="12"/>
-        </w:rPr>
-      </w:pPr>
-    </w:p>
-    <w:p>
-      <w:pPr>
-        <w:ind w:left="0" w:firstLine="0"/>
-        <w:rPr>
-          <w:color w:val="000000" w:themeColor="text1"/>
-          <w:sz w:val="12"/>
-          <w:szCs w:val="12"/>
-        </w:rPr>
-      </w:pPr>
-    </w:p>
-    <w:p>
-      <w:pPr>
-        <w:ind w:left="0" w:firstLine="0"/>
-        <w:rPr>
-          <w:color w:val="000000" w:themeColor="text1"/>
-          <w:sz w:val="12"/>
-          <w:szCs w:val="12"/>
-        </w:rPr>
-      </w:pPr>
-    </w:p>
-    <w:p>
-      <w:pPr>
-        <w:ind w:left="0" w:firstLine="0"/>
-        <w:rPr>
-          <w:color w:val="000000" w:themeColor="text1"/>
-          <w:sz w:val="12"/>
-          <w:szCs w:val="12"/>
-        </w:rPr>
-      </w:pPr>
-    </w:p>
-    <w:p>
-      <w:pPr>
-        <w:ind w:left="0" w:firstLine="0"/>
-        <w:rPr>
-          <w:color w:val="000000" w:themeColor="text1"/>
-          <w:sz w:val="12"/>
-          <w:szCs w:val="12"/>
-        </w:rPr>
-      </w:pPr>
-    </w:p>
-    <w:p>
-      <w:pPr>
-        <w:ind w:left="0" w:firstLine="0"/>
-        <w:rPr>
-          <w:color w:val="000000" w:themeColor="text1"/>
-          <w:sz w:val="12"/>
-          <w:szCs w:val="12"/>
-        </w:rPr>
-      </w:pPr>
-    </w:p>
-    <w:p>
-      <w:pPr>
-        <w:ind w:left="0" w:firstLine="0"/>
-        <w:rPr>
-          <w:color w:val="000000" w:themeColor="text1"/>
-          <w:sz w:val="12"/>
-          <w:szCs w:val="12"/>
-        </w:rPr>
-      </w:pPr>
-    </w:p>
-    <w:p>
-      <w:pPr>
-        <w:ind w:left="0" w:firstLine="0"/>
-        <w:rPr>
-          <w:color w:val="000000" w:themeColor="text1"/>
-          <w:sz w:val="12"/>
-          <w:szCs w:val="12"/>
-        </w:rPr>
-      </w:pPr>
-    </w:p>
-    <w:p>
-      <w:pPr>
-        <w:ind w:left="0" w:firstLine="0"/>
-        <w:rPr>
-          <w:color w:val="000000" w:themeColor="text1"/>
-          <w:sz w:val="12"/>
-          <w:szCs w:val="12"/>
-        </w:rPr>
-      </w:pPr>
-    </w:p>
-    <w:p>
-      <w:pPr>
-        <w:ind w:left="0" w:firstLine="0"/>
-        <w:rPr>
-          <w:color w:val="000000" w:themeColor="text1"/>
-          <w:sz w:val="12"/>
-          <w:szCs w:val="12"/>
-        </w:rPr>
-      </w:pPr>
-    </w:p>
-    <w:p>
-      <w:pPr>
-        <w:ind w:left="0" w:firstLine="0"/>
-        <w:rPr>
-          <w:color w:val="000000" w:themeColor="text1"/>
-          <w:sz w:val="12"/>
-          <w:szCs w:val="12"/>
-        </w:rPr>
-      </w:pPr>
-    </w:p>
-    <w:p>
-      <w:pPr>
-        <w:ind w:left="0" w:firstLine="0"/>
-        <w:rPr>
-          <w:color w:val="000000" w:themeColor="text1"/>
-          <w:sz w:val="12"/>
-          <w:szCs w:val="12"/>
-        </w:rPr>
-      </w:pPr>
-    </w:p>
-    <w:p>
-      <w:pPr>
-        <w:ind w:left="0" w:firstLine="0"/>
-        <w:rPr>
-          <w:color w:val="000000" w:themeColor="text1"/>
-          <w:sz w:val="12"/>
-          <w:szCs w:val="12"/>
-        </w:rPr>
-      </w:pPr>
-    </w:p>
-    <w:p>
-      <w:pPr>
-        <w:ind w:left="0" w:firstLine="0"/>
-        <w:rPr>
-          <w:color w:val="000000" w:themeColor="text1"/>
-          <w:sz w:val="12"/>
-          <w:szCs w:val="12"/>
-        </w:rPr>
-      </w:pPr>
-    </w:p>
-    <w:p>
-      <w:pPr>
-        <w:ind w:left="0" w:firstLine="0"/>
-        <w:rPr>
-          <w:color w:val="000000" w:themeColor="text1"/>
-          <w:sz w:val="12"/>
-          <w:szCs w:val="12"/>
-        </w:rPr>
-      </w:pPr>
-    </w:p>
-    <w:p>
-      <w:pPr>
-        <w:ind w:left="0" w:firstLine="0"/>
-        <w:rPr>
-          <w:color w:val="000000" w:themeColor="text1"/>
-          <w:sz w:val="12"/>
-          <w:szCs w:val="12"/>
-        </w:rPr>
-      </w:pPr>
-    </w:p>
-    <w:p>
-      <w:pPr>
-        <w:ind w:left="0" w:firstLine="0"/>
-        <w:rPr>
-          <w:color w:val="000000" w:themeColor="text1"/>
-          <w:sz w:val="12"/>
-          <w:szCs w:val="12"/>
-        </w:rPr>
-      </w:pPr>
+      <w:bookmarkStart w:id="18" w:name="_GoBack"/>
+      <w:bookmarkEnd w:id="18"/>
     </w:p>
     <w:p>
       <w:pPr>
@@ -16620,7 +16400,7 @@
       </w:r>
     </w:p>
     <w:sectPr>
-      <w:headerReference w:type="first" r:id="rId19"/>
+      <w:headerReference w:type="first" r:id="rId20"/>
       <w:pgSz w:w="11910" w:h="16840"/>
       <w:pgMar w:top="1418" w:right="1134" w:bottom="851" w:left="1134" w:header="510" w:footer="113" w:gutter="0"/>
       <w:cols w:space="720"/>
@@ -22817,6 +22597,23 @@
 </file>
 
 <file path=customXml/item2.xml><?xml version="1.0" encoding="utf-8"?>
+<?mso-contentType ?>
+<FormTemplates xmlns="http://schemas.microsoft.com/sharepoint/v3/contenttype/forms">
+  <Display>DocumentLibraryForm</Display>
+  <Edit>DocumentLibraryForm</Edit>
+  <New>DocumentLibraryForm</New>
+</FormTemplates>
+</file>
+
+<file path=customXml/item3.xml><?xml version="1.0" encoding="utf-8"?>
+<p:properties xmlns:p="http://schemas.microsoft.com/office/2006/metadata/properties" xmlns:xsi="http://www.w3.org/2001/XMLSchema-instance" xmlns:pc="http://schemas.microsoft.com/office/infopath/2007/PartnerControls">
+  <documentManagement>
+    <_activity xmlns="3d26bc81-e343-4f1f-9160-5b0463fcd646" xsi:nil="true"/>
+  </documentManagement>
+</p:properties>
+</file>
+
+<file path=customXml/item4.xml><?xml version="1.0" encoding="utf-8"?>
 <ct:contentTypeSchema xmlns:ct="http://schemas.microsoft.com/office/2006/metadata/contentType" xmlns:ma="http://schemas.microsoft.com/office/2006/metadata/properties/metaAttributes" ct:_="" ma:_="" ma:contentTypeName="Documento" ma:contentTypeID="0x010100B56C285409153F49A535C284E87A82DF" ma:contentTypeVersion="12" ma:contentTypeDescription="Crie um novo documento." ma:contentTypeScope="" ma:versionID="ec541e3e1dc34fe481721739a6164e18">
   <xsd:schema xmlns:xsd="http://www.w3.org/2001/XMLSchema" xmlns:xs="http://www.w3.org/2001/XMLSchema" xmlns:p="http://schemas.microsoft.com/office/2006/metadata/properties" xmlns:ns3="3d26bc81-e343-4f1f-9160-5b0463fcd646" targetNamespace="http://schemas.microsoft.com/office/2006/metadata/properties" ma:root="true" ma:fieldsID="378382411807e79f0f94b8af0d74f4ee" ns3:_="">
     <xsd:import namespace="3d26bc81-e343-4f1f-9160-5b0463fcd646"/>
@@ -23010,23 +22807,6 @@
 </ct:contentTypeSchema>
 </file>
 
-<file path=customXml/item3.xml><?xml version="1.0" encoding="utf-8"?>
-<p:properties xmlns:p="http://schemas.microsoft.com/office/2006/metadata/properties" xmlns:xsi="http://www.w3.org/2001/XMLSchema-instance" xmlns:pc="http://schemas.microsoft.com/office/infopath/2007/PartnerControls">
-  <documentManagement>
-    <_activity xmlns="3d26bc81-e343-4f1f-9160-5b0463fcd646" xsi:nil="true"/>
-  </documentManagement>
-</p:properties>
-</file>
-
-<file path=customXml/item4.xml><?xml version="1.0" encoding="utf-8"?>
-<?mso-contentType ?>
-<FormTemplates xmlns="http://schemas.microsoft.com/sharepoint/v3/contenttype/forms">
-  <Display>DocumentLibraryForm</Display>
-  <Edit>DocumentLibraryForm</Edit>
-  <New>DocumentLibraryForm</New>
-</FormTemplates>
-</file>
-
 <file path=customXml/item5.xml><?xml version="1.0" encoding="utf-8"?>
 <b:Sources xmlns:b="http://schemas.openxmlformats.org/officeDocument/2006/bibliography" xmlns="http://schemas.openxmlformats.org/officeDocument/2006/bibliography" SelectedStyle="\APA.XSL" StyleName="APA"/>
 </file>
@@ -23040,6 +22820,30 @@
 </file>
 
 <file path=customXml/itemProps2.xml><?xml version="1.0" encoding="utf-8"?>
+<ds:datastoreItem xmlns:ds="http://schemas.openxmlformats.org/officeDocument/2006/customXml" ds:itemID="{B79EB716-16E2-42CF-9888-C64511BF8AD6}">
+  <ds:schemaRefs>
+    <ds:schemaRef ds:uri="http://schemas.microsoft.com/sharepoint/v3/contenttype/forms"/>
+  </ds:schemaRefs>
+</ds:datastoreItem>
+</file>
+
+<file path=customXml/itemProps3.xml><?xml version="1.0" encoding="utf-8"?>
+<ds:datastoreItem xmlns:ds="http://schemas.openxmlformats.org/officeDocument/2006/customXml" ds:itemID="{65E5C88D-2364-4B58-8B13-18AEB86EB5E7}">
+  <ds:schemaRefs>
+    <ds:schemaRef ds:uri="3d26bc81-e343-4f1f-9160-5b0463fcd646"/>
+    <ds:schemaRef ds:uri="http://purl.org/dc/elements/1.1/"/>
+    <ds:schemaRef ds:uri="http://schemas.microsoft.com/office/2006/documentManagement/types"/>
+    <ds:schemaRef ds:uri="http://www.w3.org/XML/1998/namespace"/>
+    <ds:schemaRef ds:uri="http://purl.org/dc/dcmitype/"/>
+    <ds:schemaRef ds:uri="http://schemas.microsoft.com/office/2006/metadata/properties"/>
+    <ds:schemaRef ds:uri="http://schemas.openxmlformats.org/package/2006/metadata/core-properties"/>
+    <ds:schemaRef ds:uri="http://schemas.microsoft.com/office/infopath/2007/PartnerControls"/>
+    <ds:schemaRef ds:uri="http://purl.org/dc/terms/"/>
+  </ds:schemaRefs>
+</ds:datastoreItem>
+</file>
+
+<file path=customXml/itemProps4.xml><?xml version="1.0" encoding="utf-8"?>
 <ds:datastoreItem xmlns:ds="http://schemas.openxmlformats.org/officeDocument/2006/customXml" ds:itemID="{38EF033B-BB09-4975-8E12-6B394FAB3B99}">
   <ds:schemaRefs>
     <ds:schemaRef ds:uri="http://schemas.microsoft.com/office/2006/metadata/contentType"/>
@@ -23057,32 +22861,8 @@
 </ds:datastoreItem>
 </file>
 
-<file path=customXml/itemProps3.xml><?xml version="1.0" encoding="utf-8"?>
-<ds:datastoreItem xmlns:ds="http://schemas.openxmlformats.org/officeDocument/2006/customXml" ds:itemID="{65E5C88D-2364-4B58-8B13-18AEB86EB5E7}">
-  <ds:schemaRefs>
-    <ds:schemaRef ds:uri="http://purl.org/dc/terms/"/>
-    <ds:schemaRef ds:uri="http://schemas.openxmlformats.org/package/2006/metadata/core-properties"/>
-    <ds:schemaRef ds:uri="http://purl.org/dc/elements/1.1/"/>
-    <ds:schemaRef ds:uri="http://schemas.microsoft.com/office/infopath/2007/PartnerControls"/>
-    <ds:schemaRef ds:uri="3d26bc81-e343-4f1f-9160-5b0463fcd646"/>
-    <ds:schemaRef ds:uri="http://www.w3.org/XML/1998/namespace"/>
-    <ds:schemaRef ds:uri="http://schemas.microsoft.com/office/2006/documentManagement/types"/>
-    <ds:schemaRef ds:uri="http://schemas.microsoft.com/office/2006/metadata/properties"/>
-    <ds:schemaRef ds:uri="http://purl.org/dc/dcmitype/"/>
-  </ds:schemaRefs>
-</ds:datastoreItem>
-</file>
-
-<file path=customXml/itemProps4.xml><?xml version="1.0" encoding="utf-8"?>
-<ds:datastoreItem xmlns:ds="http://schemas.openxmlformats.org/officeDocument/2006/customXml" ds:itemID="{B79EB716-16E2-42CF-9888-C64511BF8AD6}">
-  <ds:schemaRefs>
-    <ds:schemaRef ds:uri="http://schemas.microsoft.com/sharepoint/v3/contenttype/forms"/>
-  </ds:schemaRefs>
-</ds:datastoreItem>
-</file>
-
 <file path=customXml/itemProps5.xml><?xml version="1.0" encoding="utf-8"?>
-<ds:datastoreItem xmlns:ds="http://schemas.openxmlformats.org/officeDocument/2006/customXml" ds:itemID="{375EE09F-EC15-49C9-AEC6-34C7927F5AB5}">
+<ds:datastoreItem xmlns:ds="http://schemas.openxmlformats.org/officeDocument/2006/customXml" ds:itemID="{2932A841-E647-41A5-A1A9-35AB56B8B268}">
   <ds:schemaRefs>
     <ds:schemaRef ds:uri="http://schemas.openxmlformats.org/officeDocument/2006/bibliography"/>
   </ds:schemaRefs>

--- a/template-cachoeira.docx
+++ b/template-cachoeira.docx
@@ -15884,7 +15884,7 @@
     </w:p>
     <w:p>
       <w:pPr>
-        <w:ind w:left="0" w:firstLine="0"/>
+        <w:ind w:left="-993" w:right="-990" w:firstLine="0"/>
         <w:jc w:val="center"/>
         <w:rPr>
           <w:rFonts w:ascii="Times New Roman" w:hAnsi="Times New Roman" w:cs="Times New Roman"/>
@@ -15985,7 +15985,7 @@
     </w:p>
     <w:p>
       <w:pPr>
-        <w:ind w:left="0" w:firstLine="0"/>
+        <w:ind w:left="-993" w:right="-990" w:firstLine="0"/>
         <w:jc w:val="center"/>
         <w:rPr>
           <w:color w:val="000000" w:themeColor="text1"/>
@@ -15993,18 +15993,18 @@
           <w:szCs w:val="12"/>
         </w:rPr>
       </w:pPr>
-      <w:r>
-        <w:rPr>
-          <w:rFonts w:ascii="Times New Roman" w:eastAsia="Calibri" w:hAnsi="Times New Roman" w:cs="Times New Roman"/>
-          <w:color w:val="FF0000"/>
-          <w:sz w:val="24"/>
-          <w:szCs w:val="24"/>
-          <w:lang w:val="pt-PT" w:eastAsia="pt-BR"/>
-        </w:rPr>
-        <w:t>{% for img in TABELA_QUALI %}{{ img }}{% endfor %}</w:t>
-      </w:r>
       <w:bookmarkStart w:id="18" w:name="_GoBack"/>
       <w:bookmarkEnd w:id="18"/>
+      <w:r>
+        <w:rPr>
+          <w:rFonts w:ascii="Times New Roman" w:eastAsia="Calibri" w:hAnsi="Times New Roman" w:cs="Times New Roman"/>
+          <w:color w:val="FF0000"/>
+          <w:sz w:val="24"/>
+          <w:szCs w:val="24"/>
+          <w:lang w:val="pt-PT" w:eastAsia="pt-BR"/>
+        </w:rPr>
+        <w:t>{% for img in TABELA_QUALI %}{{ img }}{% endfor %}</w:t>
+      </w:r>
     </w:p>
     <w:p>
       <w:pPr>
@@ -22597,23 +22597,6 @@
 </file>
 
 <file path=customXml/item2.xml><?xml version="1.0" encoding="utf-8"?>
-<?mso-contentType ?>
-<FormTemplates xmlns="http://schemas.microsoft.com/sharepoint/v3/contenttype/forms">
-  <Display>DocumentLibraryForm</Display>
-  <Edit>DocumentLibraryForm</Edit>
-  <New>DocumentLibraryForm</New>
-</FormTemplates>
-</file>
-
-<file path=customXml/item3.xml><?xml version="1.0" encoding="utf-8"?>
-<p:properties xmlns:p="http://schemas.microsoft.com/office/2006/metadata/properties" xmlns:xsi="http://www.w3.org/2001/XMLSchema-instance" xmlns:pc="http://schemas.microsoft.com/office/infopath/2007/PartnerControls">
-  <documentManagement>
-    <_activity xmlns="3d26bc81-e343-4f1f-9160-5b0463fcd646" xsi:nil="true"/>
-  </documentManagement>
-</p:properties>
-</file>
-
-<file path=customXml/item4.xml><?xml version="1.0" encoding="utf-8"?>
 <ct:contentTypeSchema xmlns:ct="http://schemas.microsoft.com/office/2006/metadata/contentType" xmlns:ma="http://schemas.microsoft.com/office/2006/metadata/properties/metaAttributes" ct:_="" ma:_="" ma:contentTypeName="Documento" ma:contentTypeID="0x010100B56C285409153F49A535C284E87A82DF" ma:contentTypeVersion="12" ma:contentTypeDescription="Crie um novo documento." ma:contentTypeScope="" ma:versionID="ec541e3e1dc34fe481721739a6164e18">
   <xsd:schema xmlns:xsd="http://www.w3.org/2001/XMLSchema" xmlns:xs="http://www.w3.org/2001/XMLSchema" xmlns:p="http://schemas.microsoft.com/office/2006/metadata/properties" xmlns:ns3="3d26bc81-e343-4f1f-9160-5b0463fcd646" targetNamespace="http://schemas.microsoft.com/office/2006/metadata/properties" ma:root="true" ma:fieldsID="378382411807e79f0f94b8af0d74f4ee" ns3:_="">
     <xsd:import namespace="3d26bc81-e343-4f1f-9160-5b0463fcd646"/>
@@ -22807,6 +22790,23 @@
 </ct:contentTypeSchema>
 </file>
 
+<file path=customXml/item3.xml><?xml version="1.0" encoding="utf-8"?>
+<p:properties xmlns:p="http://schemas.microsoft.com/office/2006/metadata/properties" xmlns:xsi="http://www.w3.org/2001/XMLSchema-instance" xmlns:pc="http://schemas.microsoft.com/office/infopath/2007/PartnerControls">
+  <documentManagement>
+    <_activity xmlns="3d26bc81-e343-4f1f-9160-5b0463fcd646" xsi:nil="true"/>
+  </documentManagement>
+</p:properties>
+</file>
+
+<file path=customXml/item4.xml><?xml version="1.0" encoding="utf-8"?>
+<?mso-contentType ?>
+<FormTemplates xmlns="http://schemas.microsoft.com/sharepoint/v3/contenttype/forms">
+  <Display>DocumentLibraryForm</Display>
+  <Edit>DocumentLibraryForm</Edit>
+  <New>DocumentLibraryForm</New>
+</FormTemplates>
+</file>
+
 <file path=customXml/item5.xml><?xml version="1.0" encoding="utf-8"?>
 <b:Sources xmlns:b="http://schemas.openxmlformats.org/officeDocument/2006/bibliography" xmlns="http://schemas.openxmlformats.org/officeDocument/2006/bibliography" SelectedStyle="\APA.XSL" StyleName="APA"/>
 </file>
@@ -22820,30 +22820,6 @@
 </file>
 
 <file path=customXml/itemProps2.xml><?xml version="1.0" encoding="utf-8"?>
-<ds:datastoreItem xmlns:ds="http://schemas.openxmlformats.org/officeDocument/2006/customXml" ds:itemID="{B79EB716-16E2-42CF-9888-C64511BF8AD6}">
-  <ds:schemaRefs>
-    <ds:schemaRef ds:uri="http://schemas.microsoft.com/sharepoint/v3/contenttype/forms"/>
-  </ds:schemaRefs>
-</ds:datastoreItem>
-</file>
-
-<file path=customXml/itemProps3.xml><?xml version="1.0" encoding="utf-8"?>
-<ds:datastoreItem xmlns:ds="http://schemas.openxmlformats.org/officeDocument/2006/customXml" ds:itemID="{65E5C88D-2364-4B58-8B13-18AEB86EB5E7}">
-  <ds:schemaRefs>
-    <ds:schemaRef ds:uri="3d26bc81-e343-4f1f-9160-5b0463fcd646"/>
-    <ds:schemaRef ds:uri="http://purl.org/dc/elements/1.1/"/>
-    <ds:schemaRef ds:uri="http://schemas.microsoft.com/office/2006/documentManagement/types"/>
-    <ds:schemaRef ds:uri="http://www.w3.org/XML/1998/namespace"/>
-    <ds:schemaRef ds:uri="http://purl.org/dc/dcmitype/"/>
-    <ds:schemaRef ds:uri="http://schemas.microsoft.com/office/2006/metadata/properties"/>
-    <ds:schemaRef ds:uri="http://schemas.openxmlformats.org/package/2006/metadata/core-properties"/>
-    <ds:schemaRef ds:uri="http://schemas.microsoft.com/office/infopath/2007/PartnerControls"/>
-    <ds:schemaRef ds:uri="http://purl.org/dc/terms/"/>
-  </ds:schemaRefs>
-</ds:datastoreItem>
-</file>
-
-<file path=customXml/itemProps4.xml><?xml version="1.0" encoding="utf-8"?>
 <ds:datastoreItem xmlns:ds="http://schemas.openxmlformats.org/officeDocument/2006/customXml" ds:itemID="{38EF033B-BB09-4975-8E12-6B394FAB3B99}">
   <ds:schemaRefs>
     <ds:schemaRef ds:uri="http://schemas.microsoft.com/office/2006/metadata/contentType"/>
@@ -22861,8 +22837,32 @@
 </ds:datastoreItem>
 </file>
 
+<file path=customXml/itemProps3.xml><?xml version="1.0" encoding="utf-8"?>
+<ds:datastoreItem xmlns:ds="http://schemas.openxmlformats.org/officeDocument/2006/customXml" ds:itemID="{65E5C88D-2364-4B58-8B13-18AEB86EB5E7}">
+  <ds:schemaRefs>
+    <ds:schemaRef ds:uri="http://schemas.openxmlformats.org/package/2006/metadata/core-properties"/>
+    <ds:schemaRef ds:uri="http://purl.org/dc/elements/1.1/"/>
+    <ds:schemaRef ds:uri="http://purl.org/dc/terms/"/>
+    <ds:schemaRef ds:uri="http://schemas.microsoft.com/office/2006/metadata/properties"/>
+    <ds:schemaRef ds:uri="http://schemas.microsoft.com/office/infopath/2007/PartnerControls"/>
+    <ds:schemaRef ds:uri="http://schemas.microsoft.com/office/2006/documentManagement/types"/>
+    <ds:schemaRef ds:uri="3d26bc81-e343-4f1f-9160-5b0463fcd646"/>
+    <ds:schemaRef ds:uri="http://www.w3.org/XML/1998/namespace"/>
+    <ds:schemaRef ds:uri="http://purl.org/dc/dcmitype/"/>
+  </ds:schemaRefs>
+</ds:datastoreItem>
+</file>
+
+<file path=customXml/itemProps4.xml><?xml version="1.0" encoding="utf-8"?>
+<ds:datastoreItem xmlns:ds="http://schemas.openxmlformats.org/officeDocument/2006/customXml" ds:itemID="{B79EB716-16E2-42CF-9888-C64511BF8AD6}">
+  <ds:schemaRefs>
+    <ds:schemaRef ds:uri="http://schemas.microsoft.com/sharepoint/v3/contenttype/forms"/>
+  </ds:schemaRefs>
+</ds:datastoreItem>
+</file>
+
 <file path=customXml/itemProps5.xml><?xml version="1.0" encoding="utf-8"?>
-<ds:datastoreItem xmlns:ds="http://schemas.openxmlformats.org/officeDocument/2006/customXml" ds:itemID="{2932A841-E647-41A5-A1A9-35AB56B8B268}">
+<ds:datastoreItem xmlns:ds="http://schemas.openxmlformats.org/officeDocument/2006/customXml" ds:itemID="{19C765BD-0545-4FCF-B705-4CBA5DB4CC3B}">
   <ds:schemaRefs>
     <ds:schemaRef ds:uri="http://schemas.openxmlformats.org/officeDocument/2006/bibliography"/>
   </ds:schemaRefs>
